--- a/recording/4_07第六次会议/会议记录.docx
+++ b/recording/4_07第六次会议/会议记录.docx
@@ -914,7 +914,7 @@
                 <w:bCs/>
                 <w:szCs w:val="21"/>
               </w:rPr>
-              <w:t>上一周的总结</w:t>
+              <w:t>上周总结</w:t>
             </w:r>
           </w:p>
         </w:tc>
@@ -944,7 +944,7 @@
                 <w:bCs/>
                 <w:szCs w:val="21"/>
               </w:rPr>
-              <w:t>各组员已初步完成部分文档内容（Word文档），但尚未全部提交到群</w:t>
+              <w:t>上次计划书修订任务部分完成：沟通管理、成本（预算）管理、范围管理三类子计划确认可直接从原计划书复用提取，采购管理计划模块已一致同意删除。干系人需求调研已启动，要求每位成员寻找 1–2 名潜在用户进行调研；「获取需求」专项文档编撰（梅怡钿/陈鹏宇）与 PPT 讲稿优化（张明慧/陈天阳）已分配。部分 Word 文档内容组员已初步完成但尚未全部提交至群。</w:t>
             </w:r>
             <w:r>
               <w:rPr>
@@ -953,7 +953,6 @@
                 <w:bCs/>
                 <w:szCs w:val="21"/>
               </w:rPr>
-              <w:t>，仍需修改</w:t>
             </w:r>
             <w:r>
               <w:rPr>
@@ -962,7 +961,6 @@
                 <w:bCs/>
                 <w:szCs w:val="21"/>
               </w:rPr>
-              <w:t>。</w:t>
             </w:r>
           </w:p>
           <w:p>
@@ -979,33 +977,6 @@
                 <w:szCs w:val="21"/>
               </w:rPr>
             </w:pPr>
-            <w:r>
-              <w:rPr>
-                <w:rFonts w:asciiTheme="minorEastAsia" w:hAnsiTheme="minorEastAsia" w:cstheme="minorEastAsia" w:hint="eastAsia"/>
-                <w:b/>
-                <w:bCs/>
-                <w:szCs w:val="21"/>
-              </w:rPr>
-              <w:t>甘特图已初步制定，</w:t>
-            </w:r>
-            <w:r>
-              <w:rPr>
-                <w:rFonts w:asciiTheme="minorEastAsia" w:hAnsiTheme="minorEastAsia" w:cstheme="minorEastAsia" w:hint="eastAsia"/>
-                <w:b/>
-                <w:bCs/>
-                <w:szCs w:val="21"/>
-              </w:rPr>
-              <w:t>但经过老师指导，仍需修改</w:t>
-            </w:r>
-            <w:r>
-              <w:rPr>
-                <w:rFonts w:asciiTheme="minorEastAsia" w:hAnsiTheme="minorEastAsia" w:cstheme="minorEastAsia" w:hint="eastAsia"/>
-                <w:b/>
-                <w:bCs/>
-                <w:szCs w:val="21"/>
-              </w:rPr>
-              <w:t>。</w:t>
-            </w:r>
           </w:p>
         </w:tc>
       </w:tr>
